--- a/public/Aksharajsinh_Resume_Product.docx
+++ b/public/Aksharajsinh_Resume_Product.docx
@@ -30,7 +30,7 @@
     <w:p>
       <w:pPr>
         <w:spacing w:before="46"/>
-        <w:ind w:left="1440"/>
+        <w:ind w:left="1760"/>
         <w:rPr>
           <w:sz w:val="20"/>
           <w:szCs w:val="20"/>
@@ -38,6 +38,7 @@
       </w:pPr>
       <w:r>
         <w:rPr>
+          <w:noProof/>
           <w:color w:val="0066CC"/>
           <w:spacing w:val="-2"/>
         </w:rPr>
@@ -197,15 +198,7 @@
             <w:sz w:val="20"/>
             <w:szCs w:val="20"/>
           </w:rPr>
-          <w:t>linkedin.com/in/</w:t>
-        </w:r>
-        <w:r>
-          <w:rPr>
-            <w:color w:val="0066CC"/>
-            <w:sz w:val="20"/>
-            <w:szCs w:val="20"/>
-          </w:rPr>
-          <w:t>aksharajsinh</w:t>
+          <w:t>linkedin.com/in/aksharajsinh</w:t>
         </w:r>
       </w:hyperlink>
       <w:r>
@@ -270,15 +263,16 @@
         </w:rPr>
         <w:t xml:space="preserve"> </w:t>
       </w:r>
-      <w:r>
-        <w:rPr>
-          <w:color w:val="0066CC"/>
-          <w:spacing w:val="-2"/>
-          <w:sz w:val="20"/>
-          <w:szCs w:val="20"/>
-        </w:rPr>
-        <w:t>Portfolio</w:t>
-      </w:r>
+      <w:hyperlink r:id="rId8" w:history="1">
+        <w:r>
+          <w:rPr>
+            <w:color w:val="0066CC"/>
+            <w:sz w:val="20"/>
+            <w:szCs w:val="20"/>
+          </w:rPr>
+          <w:t>Portfolio</w:t>
+        </w:r>
+      </w:hyperlink>
     </w:p>
     <w:p>
       <w:pPr>
@@ -303,12 +297,14 @@
         </w:rPr>
         <w:t xml:space="preserve"> </w:t>
       </w:r>
+      <w:proofErr w:type="gramStart"/>
       <w:r>
         <w:rPr>
           <w:spacing w:val="-2"/>
         </w:rPr>
         <w:t>year</w:t>
       </w:r>
+      <w:proofErr w:type="gramEnd"/>
       <w:r>
         <w:rPr>
           <w:spacing w:val="-2"/>
@@ -500,14 +496,7 @@
           <w:spacing w:val="-2"/>
           <w:sz w:val="20"/>
         </w:rPr>
-        <w:t>Toronto</w:t>
-      </w:r>
-      <w:r>
-        <w:rPr>
-          <w:spacing w:val="-2"/>
-          <w:sz w:val="20"/>
-        </w:rPr>
-        <w:t>,</w:t>
+        <w:t>Toronto,</w:t>
       </w:r>
       <w:r>
         <w:rPr>
@@ -609,31 +598,7 @@
         <w:rPr>
           <w:sz w:val="20"/>
         </w:rPr>
-        <w:t>May</w:t>
-      </w:r>
-      <w:r>
-        <w:rPr>
-          <w:sz w:val="20"/>
-        </w:rPr>
-        <w:t xml:space="preserve"> 2023 - </w:t>
-      </w:r>
-      <w:r>
-        <w:rPr>
-          <w:sz w:val="20"/>
-        </w:rPr>
-        <w:t>April</w:t>
-      </w:r>
-      <w:r>
-        <w:rPr>
-          <w:sz w:val="20"/>
-        </w:rPr>
-        <w:t xml:space="preserve"> 202</w:t>
-      </w:r>
-      <w:r>
-        <w:rPr>
-          <w:sz w:val="20"/>
-        </w:rPr>
-        <w:t>6</w:t>
+        <w:t>May 2023 - April 2026</w:t>
       </w:r>
     </w:p>
     <w:p>
@@ -837,14 +802,7 @@
           <w:bCs/>
           <w:spacing w:val="-2"/>
         </w:rPr>
-        <w:t xml:space="preserve">: </w:t>
-      </w:r>
-      <w:r>
-        <w:rPr>
-          <w:bCs/>
-          <w:spacing w:val="-2"/>
-        </w:rPr>
-        <w:t>Backlog Management, User Stories &amp; Acceptance Criteria, UAT/QA, Roadmap &amp; Prioritization, Market &amp; Competitor Research, KPI Design, AI-Assisted Requirements Gathering, Stakeholder Communication, Process Automation Identification</w:t>
+        <w:t>: Backlog Management, User Stories &amp; Acceptance Criteria, UAT/QA, Roadmap &amp; Prioritization, Market &amp; Competitor Research, KPI Design, AI-Assisted Requirements Gathering, Stakeholder Communication, Process Automation Identification</w:t>
       </w:r>
     </w:p>
     <w:p>
@@ -1074,98 +1032,65 @@
           <w:sz w:val="20"/>
           <w:szCs w:val="20"/>
         </w:rPr>
-        <w:t xml:space="preserve">Government of Ontario </w:t>
-      </w:r>
-      <w:r>
-        <w:rPr>
-          <w:b/>
-          <w:bCs/>
-          <w:spacing w:val="-2"/>
-          <w:sz w:val="20"/>
-          <w:szCs w:val="20"/>
+        <w:t>Government of Ontario - Enterprise Architecture Office</w:t>
+      </w:r>
+      <w:r>
+        <w:rPr>
+          <w:b/>
+        </w:rPr>
+        <w:tab/>
+      </w:r>
+      <w:r>
+        <w:rPr>
+          <w:sz w:val="20"/>
+        </w:rPr>
+        <w:t>May</w:t>
+      </w:r>
+      <w:r>
+        <w:rPr>
+          <w:spacing w:val="-4"/>
+          <w:sz w:val="20"/>
+        </w:rPr>
+        <w:t xml:space="preserve"> </w:t>
+      </w:r>
+      <w:r>
+        <w:rPr>
+          <w:sz w:val="20"/>
+        </w:rPr>
+        <w:t>2025</w:t>
+      </w:r>
+      <w:r>
+        <w:rPr>
+          <w:spacing w:val="-4"/>
+          <w:sz w:val="20"/>
+        </w:rPr>
+        <w:t xml:space="preserve"> </w:t>
+      </w:r>
+      <w:r>
+        <w:rPr>
+          <w:sz w:val="20"/>
         </w:rPr>
         <w:t>-</w:t>
       </w:r>
       <w:r>
         <w:rPr>
-          <w:b/>
-          <w:bCs/>
-          <w:spacing w:val="-2"/>
-          <w:sz w:val="20"/>
-          <w:szCs w:val="20"/>
-        </w:rPr>
-        <w:t xml:space="preserve"> Enterprise Architecture Office</w:t>
-      </w:r>
-      <w:r>
-        <w:rPr>
-          <w:b/>
-        </w:rPr>
-        <w:tab/>
-      </w:r>
-      <w:r>
-        <w:rPr>
-          <w:sz w:val="20"/>
-        </w:rPr>
-        <w:t>May</w:t>
+          <w:spacing w:val="-3"/>
+          <w:sz w:val="20"/>
+        </w:rPr>
+        <w:t xml:space="preserve"> </w:t>
+      </w:r>
+      <w:r>
+        <w:rPr>
+          <w:sz w:val="20"/>
+        </w:rPr>
+        <w:t>Dec</w:t>
       </w:r>
       <w:r>
         <w:rPr>
           <w:spacing w:val="-4"/>
           <w:sz w:val="20"/>
         </w:rPr>
-        <w:t xml:space="preserve"> </w:t>
-      </w:r>
-      <w:r>
-        <w:rPr>
-          <w:sz w:val="20"/>
-        </w:rPr>
-        <w:t>202</w:t>
-      </w:r>
-      <w:r>
-        <w:rPr>
-          <w:sz w:val="20"/>
-        </w:rPr>
-        <w:t>5</w:t>
-      </w:r>
-      <w:r>
-        <w:rPr>
-          <w:spacing w:val="-4"/>
-          <w:sz w:val="20"/>
-        </w:rPr>
-        <w:t xml:space="preserve"> </w:t>
-      </w:r>
-      <w:r>
-        <w:rPr>
-          <w:sz w:val="20"/>
-        </w:rPr>
-        <w:t>–</w:t>
-      </w:r>
-      <w:r>
-        <w:rPr>
-          <w:spacing w:val="-3"/>
-          <w:sz w:val="20"/>
-        </w:rPr>
-        <w:t xml:space="preserve"> </w:t>
-      </w:r>
-      <w:r>
-        <w:rPr>
-          <w:sz w:val="20"/>
-        </w:rPr>
-        <w:t>Dec</w:t>
-      </w:r>
-      <w:r>
-        <w:rPr>
-          <w:spacing w:val="-4"/>
-          <w:sz w:val="20"/>
-        </w:rPr>
-        <w:t xml:space="preserve"> 202</w:t>
-      </w:r>
-      <w:r>
-        <w:rPr>
-          <w:spacing w:val="-4"/>
-          <w:sz w:val="20"/>
-        </w:rPr>
-        <w:t>5</w:t>
+        <w:t xml:space="preserve"> 2025</w:t>
       </w:r>
     </w:p>
     <w:p>
@@ -1404,14 +1329,14 @@
           <w:b/>
           <w:sz w:val="20"/>
         </w:rPr>
-        <w:t xml:space="preserve">    </w:t>
-      </w:r>
-      <w:r>
-        <w:rPr>
-          <w:b/>
-          <w:sz w:val="20"/>
-        </w:rPr>
-        <w:t xml:space="preserve">BeautyNBrushes                                                                                                                                                              </w:t>
+        <w:t xml:space="preserve">    BeautyNBrushes                                                                                                                                                              </w:t>
+      </w:r>
+      <w:r>
+        <w:rPr>
+          <w:b/>
+          <w:sz w:val="20"/>
+        </w:rPr>
+        <w:t xml:space="preserve"> </w:t>
       </w:r>
       <w:r>
         <w:rPr>
@@ -1443,7 +1368,7 @@
         <w:rPr>
           <w:sz w:val="20"/>
         </w:rPr>
-        <w:t>–</w:t>
+        <w:t>-</w:t>
       </w:r>
       <w:r>
         <w:rPr>
@@ -1479,7 +1404,7 @@
           <w:sz w:val="20"/>
           <w:lang w:val="en-CA"/>
         </w:rPr>
-        <w:t xml:space="preserve">  Product Manager Intern</w:t>
+        <w:t xml:space="preserve">  </w:t>
       </w:r>
       <w:r>
         <w:rPr>
@@ -1487,7 +1412,31 @@
           <w:sz w:val="20"/>
           <w:lang w:val="en-CA"/>
         </w:rPr>
+        <w:t xml:space="preserve">  </w:t>
+      </w:r>
+      <w:r>
+        <w:rPr>
+          <w:b/>
+          <w:sz w:val="20"/>
+          <w:lang w:val="en-CA"/>
+        </w:rPr>
+        <w:t>Product Manager Intern</w:t>
+      </w:r>
+      <w:r>
+        <w:rPr>
+          <w:b/>
+          <w:sz w:val="20"/>
+          <w:lang w:val="en-CA"/>
+        </w:rPr>
         <w:tab/>
+      </w:r>
+      <w:r>
+        <w:rPr>
+          <w:b/>
+          <w:sz w:val="20"/>
+          <w:lang w:val="en-CA"/>
+        </w:rPr>
+        <w:t xml:space="preserve">   </w:t>
       </w:r>
       <w:r>
         <w:rPr>
@@ -1704,13 +1653,7 @@
         <w:rPr>
           <w:sz w:val="20"/>
         </w:rPr>
-        <w:t>202</w:t>
-      </w:r>
-      <w:r>
-        <w:rPr>
-          <w:sz w:val="20"/>
-        </w:rPr>
-        <w:t>6</w:t>
+        <w:t>2026</w:t>
       </w:r>
       <w:r>
         <w:rPr>
@@ -1750,14 +1693,7 @@
           <w:spacing w:val="-4"/>
           <w:sz w:val="20"/>
         </w:rPr>
-        <w:t>202</w:t>
-      </w:r>
-      <w:r>
-        <w:rPr>
-          <w:spacing w:val="-4"/>
-          <w:sz w:val="20"/>
-        </w:rPr>
-        <w:t>6</w:t>
+        <w:t>2026</w:t>
       </w:r>
     </w:p>
     <w:p>
@@ -1785,25 +1721,13 @@
           <w:sz w:val="20"/>
         </w:rPr>
         <w:tab/>
-      </w:r>
-      <w:r>
-        <w:rPr>
-          <w:b/>
-          <w:sz w:val="20"/>
-        </w:rPr>
         <w:t xml:space="preserve">                                    </w:t>
       </w:r>
       <w:r>
         <w:rPr>
           <w:sz w:val="20"/>
         </w:rPr>
-        <w:t>Toronto</w:t>
-      </w:r>
-      <w:r>
-        <w:rPr>
-          <w:sz w:val="20"/>
-        </w:rPr>
-        <w:t>,</w:t>
+        <w:t>Toronto,</w:t>
       </w:r>
       <w:r>
         <w:rPr>
@@ -1993,14 +1917,7 @@
           <w:b/>
           <w:sz w:val="20"/>
         </w:rPr>
-        <w:t>ClawBotV2</w:t>
-      </w:r>
-      <w:r>
-        <w:rPr>
-          <w:b/>
-          <w:sz w:val="20"/>
-        </w:rPr>
-        <w:t xml:space="preserve"> </w:t>
+        <w:t xml:space="preserve">ClawBotV2 </w:t>
       </w:r>
       <w:r>
         <w:rPr>
@@ -2235,12 +2152,6 @@
           <w:sz w:val="20"/>
         </w:rPr>
         <w:tab/>
-      </w:r>
-      <w:r>
-        <w:rPr>
-          <w:i/>
-          <w:sz w:val="20"/>
-        </w:rPr>
         <w:t xml:space="preserve">                                      </w:t>
       </w:r>
       <w:r>
@@ -3265,6 +3176,7 @@
   <w:style w:type="character" w:default="1" w:styleId="DefaultParagraphFont">
     <w:name w:val="Default Paragraph Font"/>
     <w:uiPriority w:val="1"/>
+    <w:semiHidden/>
     <w:unhideWhenUsed/>
   </w:style>
   <w:style w:type="table" w:default="1" w:styleId="TableNormal">
